--- a/synopsis_doc/ChannelTrace_Synopsis.docx
+++ b/synopsis_doc/ChannelTrace_Synopsis.docx
@@ -188,7 +188,7 @@
                 <w:sz w:val="22"/>
                 <w:u w:val="none"/>
               </w:rPr>
-              <w:t>Department: [Department]</w:t>
+              <w:t>Department: Information Technology</w:t>
             </w:r>
           </w:p>
         </w:tc>
@@ -781,6 +781,7 @@
                 <w:sz w:val="20"/>
                 <w:u w:val="none"/>
               </w:rPr>
+              <w:t>Information Technology</w:t>
             </w:r>
           </w:p>
         </w:tc>
@@ -894,6 +895,7 @@
                 <w:sz w:val="20"/>
                 <w:u w:val="none"/>
               </w:rPr>
+              <w:t>Information Technology</w:t>
             </w:r>
           </w:p>
         </w:tc>
@@ -1007,6 +1009,7 @@
                 <w:sz w:val="20"/>
                 <w:u w:val="none"/>
               </w:rPr>
+              <w:t>Information Technology</w:t>
             </w:r>
           </w:p>
         </w:tc>
@@ -1120,6 +1123,7 @@
                 <w:sz w:val="20"/>
                 <w:u w:val="none"/>
               </w:rPr>
+              <w:t>Information Technology</w:t>
             </w:r>
           </w:p>
         </w:tc>
@@ -1199,7 +1203,7 @@
           <w:sz w:val="22"/>
           <w:u w:val="none"/>
         </w:rPr>
-        <w:t>Minal Shahakar</w:t>
+        <w:t>Mrs. Minal Shahakar, Dept. of Computer Engineering (Regional Language)</w:t>
       </w:r>
     </w:p>
     <w:p>
@@ -2989,7 +2993,7 @@
           <w:sz w:val="22"/>
           <w:u w:val="none"/>
         </w:rPr>
-        <w:t>Minal Shahakar</w:t>
+        <w:t>Mrs. Minal Shahakar, Dept. of Computer Engineering (Regional Language)</w:t>
       </w:r>
     </w:p>
     <w:p>
